--- a/test-markdown/__golden__/style-propagation-regression.docx
+++ b/test-markdown/__golden__/style-propagation-regression.docx
@@ -172,17 +172,6 @@
             </w:pPr>
             <w:r>
               <w:rPr>
-                <w:color w:val="475569"/>
-              </w:rPr>
-              <w:t xml:space="preserve">javascript</w:t>
-            </w:r>
-          </w:p>
-          <w:p>
-            <w:pPr>
-              <w:spacing w:lineRule="auto"/>
-            </w:pPr>
-            <w:r>
-              <w:rPr>
                 <w:color w:val="cf222e"/>
               </w:rPr>
               <w:t xml:space="preserve">export</w:t>
@@ -219,37 +208,37 @@
             </w:r>
             <w:r>
               <w:rPr>
+                <w:color w:val="953800"/>
+              </w:rPr>
+              <w:t xml:space="preserve">name</w:t>
+            </w:r>
+            <w:r>
+              <w:rPr>
                 <w:color w:val="24292f"/>
               </w:rPr>
-              <w:t xml:space="preserve">name</w:t>
-            </w:r>
+              <w:t xml:space="preserve">) {</w:t>
+            </w:r>
+          </w:p>
+          <w:p>
+            <w:pPr>
+              <w:spacing w:lineRule="auto"/>
+            </w:pPr>
             <w:r>
               <w:rPr>
                 <w:color w:val="24292f"/>
               </w:rPr>
-              <w:t xml:space="preserve">) {</w:t>
-            </w:r>
-          </w:p>
-          <w:p>
-            <w:pPr>
-              <w:spacing w:lineRule="auto"/>
-            </w:pPr>
+              <w:t xml:space="preserve">  </w:t>
+            </w:r>
+            <w:r>
+              <w:rPr>
+                <w:color w:val="cf222e"/>
+              </w:rPr>
+              <w:t xml:space="preserve">return</w:t>
+            </w:r>
             <w:r>
               <w:rPr>
                 <w:color w:val="24292f"/>
               </w:rPr>
-              <w:t xml:space="preserve">  </w:t>
-            </w:r>
-            <w:r>
-              <w:rPr>
-                <w:color w:val="cf222e"/>
-              </w:rPr>
-              <w:t xml:space="preserve">return</w:t>
-            </w:r>
-            <w:r>
-              <w:rPr>
-                <w:color w:val="24292f"/>
-              </w:rPr>
               <w:t xml:space="preserve"> </w:t>
             </w:r>
             <w:r>
@@ -260,7 +249,7 @@
             </w:r>
             <w:r>
               <w:rPr>
-                <w:color w:val="0a3069"/>
+                <w:color w:val="0550ae"/>
               </w:rPr>
               <w:t xml:space="preserve">${name}</w:t>
             </w:r>
